--- a/docs/escra-api-docs.docx
+++ b/docs/escra-api-docs.docx
@@ -10,8 +10,8 @@
   <dc:title>ESCRA API Docs</dc:title>
   <dc:creator>Codex</dc:creator>
   <cp:lastModifiedBy>Codex</cp:lastModifiedBy>
-  <dcterms:created xsi:type="dcterms:W3CDTF">2026-06-08T18:08:36.689Z</dcterms:created>
-  <dcterms:modified xsi:type="dcterms:W3CDTF">2026-06-08T18:08:36.689Z</dcterms:modified>
+  <dcterms:created xsi:type="dcterms:W3CDTF">2026-06-08T18:54:16.396Z</dcterms:created>
+  <dcterms:modified xsi:type="dcterms:W3CDTF">2026-06-08T18:54:16.396Z</dcterms:modified>
 </cp:coreProperties>
 </file>
 
@@ -767,6 +767,74 @@
           </w:p>
         </w:tc>
       </w:tr>
+      <w:tr>
+        <w:trPr/>
+        <w:tc>
+          <w:tcPr>
+            <w:tcW w:w="980" w:type="dxa"/>
+            <w:vAlign w:val="center"/>
+            <w:tcMar>
+              <w:top w:w="80" w:type="dxa"/>
+              <w:bottom w:w="80" w:type="dxa"/>
+              <w:start w:w="120" w:type="dxa"/>
+              <w:end w:w="120" w:type="dxa"/>
+            </w:tcMar>
+          </w:tcPr>
+          <w:p>
+            <w:pPr>
+              <w:pStyle w:val="TableMethod"/>
+            </w:pPr>
+            <w:r>
+              <w:t xml:space="preserve">POST</w:t>
+            </w:r>
+          </w:p>
+        </w:tc>
+        <w:tc>
+          <w:tcPr>
+            <w:tcW w:w="4380" w:type="dxa"/>
+            <w:vAlign w:val="center"/>
+            <w:tcMar>
+              <w:top w:w="80" w:type="dxa"/>
+              <w:bottom w:w="80" w:type="dxa"/>
+              <w:start w:w="120" w:type="dxa"/>
+              <w:end w:w="120" w:type="dxa"/>
+            </w:tcMar>
+          </w:tcPr>
+          <w:p>
+            <w:pPr>
+              <w:pStyle w:val="TableAPI"/>
+            </w:pPr>
+            <w:r>
+              <w:rPr>
+                <w:rFonts w:ascii="Consolas" w:hAnsi="Consolas"/>
+                <w:sz w:val="18"/>
+                <w:szCs w:val="18"/>
+              </w:rPr>
+              <w:t xml:space="preserve">/api/v1/users/kyc/upload</w:t>
+            </w:r>
+          </w:p>
+        </w:tc>
+        <w:tc>
+          <w:tcPr>
+            <w:tcW w:w="4000" w:type="dxa"/>
+            <w:vAlign w:val="center"/>
+            <w:tcMar>
+              <w:top w:w="80" w:type="dxa"/>
+              <w:bottom w:w="80" w:type="dxa"/>
+              <w:start w:w="120" w:type="dxa"/>
+              <w:end w:w="120" w:type="dxa"/>
+            </w:tcMar>
+          </w:tcPr>
+          <w:p>
+            <w:pPr>
+              <w:pStyle w:val="TableText"/>
+            </w:pPr>
+            <w:r>
+              <w:t xml:space="preserve">Uploads a KYC document and marks the user as under review.</w:t>
+            </w:r>
+          </w:p>
+        </w:tc>
+      </w:tr>
     </w:tbl>
     <w:p>
       <w:pPr>
@@ -2695,6 +2763,74 @@
             </w:pPr>
             <w:r>
               <w:t xml:space="preserve">Admin initiates a Kora refund.</w:t>
+            </w:r>
+          </w:p>
+        </w:tc>
+      </w:tr>
+      <w:tr>
+        <w:trPr/>
+        <w:tc>
+          <w:tcPr>
+            <w:tcW w:w="980" w:type="dxa"/>
+            <w:vAlign w:val="center"/>
+            <w:tcMar>
+              <w:top w:w="80" w:type="dxa"/>
+              <w:bottom w:w="80" w:type="dxa"/>
+              <w:start w:w="120" w:type="dxa"/>
+              <w:end w:w="120" w:type="dxa"/>
+            </w:tcMar>
+          </w:tcPr>
+          <w:p>
+            <w:pPr>
+              <w:pStyle w:val="TableMethod"/>
+            </w:pPr>
+            <w:r>
+              <w:t xml:space="preserve">POST</w:t>
+            </w:r>
+          </w:p>
+        </w:tc>
+        <w:tc>
+          <w:tcPr>
+            <w:tcW w:w="4380" w:type="dxa"/>
+            <w:vAlign w:val="center"/>
+            <w:tcMar>
+              <w:top w:w="80" w:type="dxa"/>
+              <w:bottom w:w="80" w:type="dxa"/>
+              <w:start w:w="120" w:type="dxa"/>
+              <w:end w:w="120" w:type="dxa"/>
+            </w:tcMar>
+          </w:tcPr>
+          <w:p>
+            <w:pPr>
+              <w:pStyle w:val="TableAPI"/>
+            </w:pPr>
+            <w:r>
+              <w:rPr>
+                <w:rFonts w:ascii="Consolas" w:hAnsi="Consolas"/>
+                <w:sz w:val="18"/>
+                <w:szCs w:val="18"/>
+              </w:rPr>
+              <w:t xml:space="preserve">/api/v1/admin/users/:userId/verify</w:t>
+            </w:r>
+          </w:p>
+        </w:tc>
+        <w:tc>
+          <w:tcPr>
+            <w:tcW w:w="4000" w:type="dxa"/>
+            <w:vAlign w:val="center"/>
+            <w:tcMar>
+              <w:top w:w="80" w:type="dxa"/>
+              <w:bottom w:w="80" w:type="dxa"/>
+              <w:start w:w="120" w:type="dxa"/>
+              <w:end w:w="120" w:type="dxa"/>
+            </w:tcMar>
+          </w:tcPr>
+          <w:p>
+            <w:pPr>
+              <w:pStyle w:val="TableText"/>
+            </w:pPr>
+            <w:r>
+              <w:t xml:space="preserve">Admin approves or rejects a user's KYC verification.</w:t>
             </w:r>
           </w:p>
         </w:tc>
